--- a/Plantillas/Metis - HIMSA.docx
+++ b/Plantillas/Metis - HIMSA.docx
@@ -21778,6 +21778,21 @@
       </w:pPr>
       <w:r>
         <w:t>5571588631</w:t>
+      </w:r>
+    </w:p>
+    <w:p>
+      <w:r>
+        <w:t>{{foto_rostro}}</w:t>
+      </w:r>
+    </w:p>
+    <w:p>
+      <w:r>
+        <w:t>{{foto_interior}}</w:t>
+      </w:r>
+    </w:p>
+    <w:p>
+      <w:r>
+        <w:t>{{foto_exterior}}</w:t>
       </w:r>
     </w:p>
     <w:sectPr>
